--- a/docs/stakeholder/OpenOKR-Overview.docx
+++ b/docs/stakeholder/OpenOKR-Overview.docx
@@ -41,7 +41,7 @@
         <w:t xml:space="preserve"> </w:t>
       </w:r>
       <w:r>
-        <w:t xml:space="preserve">The full OKR method ships as executable rules: a guided eight-phase cycle, twenty quality checks that run as you type, six hard publish gates, an alignment health score, KPI health corridors with automatic recovery objectives, two timed session formats, and a diagnostic at the close. Two AI teammates work that practice alongside the organisation. The</w:t>
+        <w:t xml:space="preserve">The full OKR method ships as executable rules: a guided eight-phase cycle, twenty-six quality checks that run as you type, six hard publish gates, an alignment health score, KPI health corridors with automatic recovery objectives, two timed session formats, and a diagnostic at the close. Two AI teammates work that practice alongside the organisation. The</w:t>
       </w:r>
       <w:r>
         <w:t xml:space="preserve"> </w:t>
@@ -278,7 +278,7 @@
               <w:pStyle w:val="Compact"/>
             </w:pPr>
             <w:r>
-              <w:t xml:space="preserve">Design and specification complete. Eight delivery phases, 104 scoped tasks</w:t>
+              <w:t xml:space="preserve">Built. Eight delivery phases, 200 scoped tasks, all delivered. No version tagged yet</w:t>
             </w:r>
           </w:p>
         </w:tc>
@@ -306,7 +306,7 @@
               <w:pStyle w:val="Compact"/>
             </w:pPr>
             <w:r>
-              <w:t xml:space="preserve">August 2026</w:t>
+              <w:t xml:space="preserve">August 2026, status updated September 2026</w:t>
             </w:r>
           </w:p>
         </w:tc>
@@ -334,8 +334,8 @@
         <w:tblLook w:firstRow="1" w:lastRow="0" w:firstColumn="0" w:lastColumn="0" w:noHBand="0" w:noVBand="0" w:val="0020"/>
       </w:tblPr>
       <w:tblGrid>
-        <w:gridCol w:w="3128"/>
-        <w:gridCol w:w="6330"/>
+        <w:gridCol w:w="3121"/>
+        <w:gridCol w:w="6337"/>
       </w:tblGrid>
       <w:tr>
         <w:trPr>
@@ -667,7 +667,7 @@
               <w:pStyle w:val="Compact"/>
             </w:pPr>
             <w:r>
-              <w:t xml:space="preserve">Eight phases, 104 tasks, and the principal risk we are managing</w:t>
+              <w:t xml:space="preserve">Eight phases, 200 tasks, and the principal risk we are managing</w:t>
             </w:r>
           </w:p>
         </w:tc>
@@ -723,7 +723,7 @@
               <w:pStyle w:val="Compact"/>
             </w:pPr>
             <w:r>
-              <w:t xml:space="preserve">The twenty quality rules in full</w:t>
+              <w:t xml:space="preserve">The twenty-six quality checks in full</w:t>
             </w:r>
           </w:p>
         </w:tc>
@@ -939,7 +939,7 @@
         <w:pStyle w:val="FirstParagraph"/>
       </w:pPr>
       <w:r>
-        <w:t xml:space="preserve">The OKR practice canon is written down as a single authoritative specification and compiled into a pure software library with no database, no network and no AI dependency. It holds the eight-phase cycle, the scoring and confidence bands, the twenty quality rules with their word lists and coaching prompts, the six publish gates, the alignment scoring arithmetic, the KPI health corridors, the blocker and root-cause taxonomies, both session agendas, and the closing diagnostic.</w:t>
+        <w:t xml:space="preserve">The OKR practice canon is written down as a single authoritative specification and compiled into a pure software library with no database, no network and no AI dependency. It holds the eight-phase cycle, the scoring and confidence bands, the twenty-six quality checks with their word lists and coaching prompts, the six publish gates, the alignment scoring arithmetic, the KPI health corridors, the blocker and root-cause taxonomies, both session agendas, and the closing diagnostic.</w:t>
       </w:r>
     </w:p>
     <w:p>
@@ -1060,7 +1060,7 @@
               <w:pStyle w:val="Compact"/>
             </w:pPr>
             <w:r>
-              <w:t xml:space="preserve">Reviews every draft against the twenty rules. Runs a nightly semantic sweep for duplicated metrics, better parents and hidden dependencies. Speaks up when the not-doing list is empty at the end of direction setting, when nothing was cut at the capacity check, when a goal is reported on track but its key results have not moved in a month, when the forecast says a key result will miss before anyone admits it, and when the scores cluster suspiciously near perfect at the close</w:t>
+              <w:t xml:space="preserve">Reviews every draft against the quality checks. Runs a nightly semantic sweep for duplicated metrics, better parents and hidden dependencies. Speaks up when the not-doing list is empty at the end of direction setting, when nothing was cut at the capacity check, when a goal is reported on track but its key results have not moved in a month, when the forecast says a key result will miss before anyone admits it, and when the scores cluster suspiciously near perfect at the close</w:t>
             </w:r>
           </w:p>
         </w:tc>
@@ -1570,9 +1570,9 @@
         <w:tblLook w:firstRow="1" w:lastRow="0" w:firstColumn="0" w:lastColumn="0" w:noHBand="0" w:noVBand="0" w:val="0020"/>
       </w:tblPr>
       <w:tblGrid>
-        <w:gridCol w:w="1597"/>
-        <w:gridCol w:w="4816"/>
-        <w:gridCol w:w="3045"/>
+        <w:gridCol w:w="1594"/>
+        <w:gridCol w:w="4826"/>
+        <w:gridCol w:w="3038"/>
       </w:tblGrid>
       <w:tr>
         <w:trPr>
@@ -1791,7 +1791,7 @@
               <w:pStyle w:val="Compact"/>
             </w:pPr>
             <w:r>
-              <w:t xml:space="preserve">Write the objectives and key results, with twenty rules checking every line live</w:t>
+              <w:t xml:space="preserve">Write the objectives and key results, with the quality checks judging every line live</w:t>
             </w:r>
           </w:p>
         </w:tc>
@@ -2003,7 +2003,7 @@
         <w:pStyle w:val="FirstParagraph"/>
       </w:pPr>
       <w:r>
-        <w:t xml:space="preserve">Twenty rules check every objective and key result as it is typed. Each returns pass, warn or fail with a specific coaching prompt, the reason it matters, and a weak-versus-strong example. The set carries a live strength score.</w:t>
+        <w:t xml:space="preserve">Twenty-six quality checks judge the set as it is typed. Each returns pass, warn or fail with a specific coaching prompt, the reason it matters, and a weak-versus-strong example. The set carries a live strength score.</w:t>
       </w:r>
     </w:p>
     <w:p>
@@ -4413,7 +4413,7 @@
               <w:pStyle w:val="Compact"/>
             </w:pPr>
             <w:r>
-              <w:t xml:space="preserve">The twenty-rule engine, deterministic and always available with AI off, enriched by AI for rewrite suggestions and semantic judgement when a provider is configured</w:t>
+              <w:t xml:space="preserve">The twenty-six-check engine, deterministic and always available with AI off, enriched by AI for rewrite suggestions and semantic judgement when a provider is configured</w:t>
             </w:r>
           </w:p>
         </w:tc>
@@ -4609,7 +4609,7 @@
               <w:pStyle w:val="Compact"/>
             </w:pPr>
             <w:r>
-              <w:t xml:space="preserve">Anthropic, OpenAI, OpenRouter, Ollama or any OpenAI-compatible endpoint. Keys at deployment, workspace or per-user level, envelope-encrypted. A validated model catalogue with capability tiers, per-feature toggles, per-token cost metering, quotas, hard caps, versioned prompts, egress controls, and a zero-egress guarantee on local providers</w:t>
+              <w:t xml:space="preserve">Anthropic, OpenAI, Google, OpenRouter, Ollama or any OpenAI-compatible endpoint. Keys at deployment, workspace or per-user level, envelope-encrypted. A validated model catalogue with capability tiers, per-feature toggles, per-token cost metering, quotas, hard caps, versioned prompts, egress controls, and a zero-egress guarantee on local providers</w:t>
             </w:r>
           </w:p>
         </w:tc>
@@ -5783,7 +5783,7 @@
         <w:pStyle w:val="FirstParagraph"/>
       </w:pPr>
       <w:r>
-        <w:t xml:space="preserve">The product is fully specified and not yet built. The specification set covers requirements, architecture, the method canon, the technical design including the complete database schema, the AI and agent design, forty screen specifications, and an implementation plan of</w:t>
+        <w:t xml:space="preserve">The specification set covers requirements, architecture, the method canon, the technical design including the complete database schema, the AI and agent design, forty screen specifications, and an implementation plan of</w:t>
       </w:r>
       <w:r>
         <w:t xml:space="preserve"> </w:t>
@@ -5793,10 +5793,28 @@
           <w:b/>
           <w:bCs/>
         </w:rPr>
-        <w:t xml:space="preserve">104 scoped tasks across eight phases</w:t>
+        <w:t xml:space="preserve">200 scoped tasks across eight phases</w:t>
       </w:r>
       <w:r>
         <w:t xml:space="preserve">, each with acceptance criteria and a test plan.</w:t>
+      </w:r>
+    </w:p>
+    <w:p>
+      <w:pPr>
+        <w:pStyle w:val="BodyText"/>
+      </w:pPr>
+      <w:r>
+        <w:rPr>
+          <w:b/>
+          <w:bCs/>
+        </w:rPr>
+        <w:t xml:space="preserve">Every one of those tasks is delivered.</w:t>
+      </w:r>
+      <w:r>
+        <w:t xml:space="preserve"> </w:t>
+      </w:r>
+      <w:r>
+        <w:t xml:space="preserve">All eight phases below are built, tested and behind the full gate set. What has not happened is a release: no version is tagged, nothing is published to a container registry, and no organisation outside the build has run a quarter on it. Treat the product as feature complete and unproven in the field.</w:t>
       </w:r>
     </w:p>
     <w:tbl>
@@ -5832,7 +5850,7 @@
               <w:pStyle w:val="Compact"/>
             </w:pPr>
             <w:r>
-              <w:t xml:space="preserve">What lands</w:t>
+              <w:t xml:space="preserve">What it delivered</w:t>
             </w:r>
           </w:p>
         </w:tc>
@@ -6067,7 +6085,7 @@
         <w:pStyle w:val="BodyText"/>
       </w:pPr>
       <w:r>
-        <w:t xml:space="preserve">The order is deliberate. The AI and agent foundation lands in phase two, with the platform, so the coaching layer can ship in phase four alongside the OKR core. An OKR tool where the coach arrives last is just another tracker.</w:t>
+        <w:t xml:space="preserve">The order was deliberate. The AI and agent foundation lands in phase two, with the platform, so the coaching layer can ship in phase four alongside the OKR core. An OKR tool where the coach arrives last is just another tracker.</w:t>
       </w:r>
     </w:p>
     <w:p>
@@ -6085,7 +6103,7 @@
         <w:t xml:space="preserve"> </w:t>
       </w:r>
       <w:r>
-        <w:t xml:space="preserve">A coaching engine that produces false positives is worse than no coaching at all, because people learn to dismiss it. The warn-versus-fail line on all twenty rules will be tuned against a corpus of real, anonymised OKRs before launch, and assembling that corpus is a named deliverable of the coaching phase’s design gate. This is the single place where a methodology partner would add the most value.</w:t>
+        <w:t xml:space="preserve">A coaching engine that produces false positives is worse than no coaching at all, because people learn to dismiss it. The warn-versus-fail line on every check will be tuned against a corpus of real, anonymised OKRs before launch, and assembling that corpus is a named deliverable of the coaching phase’s design gate. This is the single place where a methodology partner would add the most value.</w:t>
       </w:r>
     </w:p>
     <w:bookmarkEnd w:id="75"/>
@@ -6288,13 +6306,13 @@
       </w:r>
     </w:p>
     <w:bookmarkEnd w:id="76"/>
-    <w:bookmarkStart w:id="77" w:name="appendix-the-twenty-quality-rules"/>
+    <w:bookmarkStart w:id="77" w:name="appendix-the-twenty-six-quality-checks"/>
     <w:p>
       <w:pPr>
         <w:pStyle w:val="Heading1"/>
       </w:pPr>
       <w:r>
-        <w:t xml:space="preserve">Appendix: the twenty quality rules</w:t>
+        <w:t xml:space="preserve">Appendix: the twenty-six quality checks</w:t>
       </w:r>
     </w:p>
     <w:p>
